--- a/docs/01-需求规格说明书.docx
+++ b/docs/01-需求规格说明书.docx
@@ -5615,7 +5615,7 @@
                 <w:color w:val="2D3436"/>
                 <w:sz w:val="19"/>
               </w:rPr>
-              <w:t>开机 30 秒内开始执行目标策略</w:t>
+              <w:t>开机后立即显示深色界面（无白屏闪烁），1.5秒内执行目标策略</w:t>
             </w:r>
           </w:p>
         </w:tc>
